--- a/src/Parchment.Tests/UsageTests.Markdown.verified.docx
+++ b/src/Parchment.Tests/UsageTests.Markdown.verified.docx
@@ -64,7 +64,6 @@
         </w:tblBorders>
       </w:tblPr>
       <w:tblGrid>
-        <w:gridCol/>
         <w:gridCol/>
         <w:gridCol/>
         <w:gridCol/>

--- a/src/Parchment.Tests/UsageTests.Markdown.verified.docx
+++ b/src/Parchment.Tests/UsageTests.Markdown.verified.docx
@@ -62,6 +62,12 @@
           <w:insideH w:val="single" w:sz="4"/>
           <w:insideV w:val="single" w:sz="4"/>
         </w:tblBorders>
+        <w:tblCellMar>
+          <w:top w:w="0" w:type="dxa"/>
+          <w:start w:w="108" w:type="dxa"/>
+          <w:bottom w:w="0" w:type="dxa"/>
+          <w:end w:w="108" w:type="dxa"/>
+        </w:tblCellMar>
       </w:tblPr>
       <w:tblGrid>
         <w:gridCol/>

--- a/src/Parchment.Tests/UsageTests.Markdown.verified.docx
+++ b/src/Parchment.Tests/UsageTests.Markdown.verified.docx
@@ -279,8 +279,8 @@
       </w:r>
     </w:p>
     <w:sectPr>
-      <w:pgSz w:w="12240" w:h="15840"/>
-      <w:pgMar w:top="1440" w:right="1440" w:bottom="1440" w:left="1440" w:header="720" w:footer="720"/>
+      <w:pgSz w:w="6500" w:h="8000"/>
+      <w:pgMar w:top="500" w:right="500" w:bottom="500" w:left="500" w:header="720" w:footer="720"/>
     </w:sectPr>
   </w:body>
 </w:document>

--- a/src/Parchment.Tests/UsageTests.Markdown.verified.docx
+++ b/src/Parchment.Tests/UsageTests.Markdown.verified.docx
@@ -281,6 +281,12 @@
     <w:sectPr>
       <w:pgSz w:w="6500" w:h="8000"/>
       <w:pgMar w:top="500" w:right="500" w:bottom="500" w:left="500" w:header="720" w:footer="720"/>
+      <w:pgBorders w:zOrder="front" w:display="allPages" w:offsetFrom="page">
+        <w:top w:val="single" w:color="000000" w:sz="4" w:space="0"/>
+        <w:left w:val="single" w:color="000000" w:sz="4" w:space="0"/>
+        <w:bottom w:val="single" w:color="000000" w:sz="4" w:space="0"/>
+        <w:right w:val="single" w:color="000000" w:sz="4" w:space="0"/>
+      </w:pgBorders>
     </w:sectPr>
   </w:body>
 </w:document>

--- a/src/Parchment.Tests/UsageTests.Markdown.verified.docx
+++ b/src/Parchment.Tests/UsageTests.Markdown.verified.docx
@@ -6,13 +6,29 @@
       <w:pPr>
         <w:pStyle w:val="Heading1"/>
       </w:pPr>
-    </w:p>
-    <w:p>
-      <w:r>
-        <w:t xml:space="preserve">*</w:t>
-      </w:r>
-      <w:r>
-        <w:t xml:space="preserve">Prepared by **** on *</w:t>
+      <w:r>
+        <w:t xml:space="preserve">Q2 Platform Health Review</w:t>
+      </w:r>
+    </w:p>
+    <w:p>
+      <w:r>
+        <w:rPr>
+          <w:i/>
+        </w:rPr>
+        <w:t xml:space="preserve">Prepared by </w:t>
+      </w:r>
+      <w:r>
+        <w:rPr>
+          <w:b/>
+          <w:i/>
+        </w:rPr>
+        <w:t xml:space="preserve">Alex Chen</w:t>
+      </w:r>
+      <w:r>
+        <w:rPr>
+          <w:i/>
+        </w:rPr>
+        <w:t xml:space="preserve"> on 07/01/2026</w:t>
       </w:r>
     </w:p>
     <w:p>
@@ -21,6 +37,11 @@
       </w:pPr>
       <w:r>
         <w:t xml:space="preserve">Summary</w:t>
+      </w:r>
+    </w:p>
+    <w:p>
+      <w:r>
+        <w:t xml:space="preserve">Platform reliability and developer experience both trended upward this quarter, driven by the build pipeline rewrite and the new on-call rotation.</w:t>
       </w:r>
     </w:p>
     <w:p>
@@ -94,6 +115,98 @@
           </w:p>
         </w:tc>
       </w:tr>
+      <w:tr>
+        <w:tc>
+          <w:p>
+            <w:r>
+              <w:t xml:space="preserve">Build</w:t>
+            </w:r>
+          </w:p>
+        </w:tc>
+        <w:tc>
+          <w:p>
+            <w:r>
+              <w:t xml:space="preserve">Improved</w:t>
+            </w:r>
+          </w:p>
+        </w:tc>
+        <w:tc>
+          <w:p>
+            <w:r>
+              <w:t xml:space="preserve">DevEx</w:t>
+            </w:r>
+          </w:p>
+        </w:tc>
+      </w:tr>
+      <w:tr>
+        <w:tc>
+          <w:p>
+            <w:r>
+              <w:t xml:space="preserve">Tests</w:t>
+            </w:r>
+          </w:p>
+        </w:tc>
+        <w:tc>
+          <w:p>
+            <w:r>
+              <w:t xml:space="preserve">Improved</w:t>
+            </w:r>
+          </w:p>
+        </w:tc>
+        <w:tc>
+          <w:p>
+            <w:r>
+              <w:t xml:space="preserve">QA</w:t>
+            </w:r>
+          </w:p>
+        </w:tc>
+      </w:tr>
+      <w:tr>
+        <w:tc>
+          <w:p>
+            <w:r>
+              <w:t xml:space="preserve">Deploys</w:t>
+            </w:r>
+          </w:p>
+        </w:tc>
+        <w:tc>
+          <w:p>
+            <w:r>
+              <w:t xml:space="preserve">Stable</w:t>
+            </w:r>
+          </w:p>
+        </w:tc>
+        <w:tc>
+          <w:p>
+            <w:r>
+              <w:t xml:space="preserve">SRE</w:t>
+            </w:r>
+          </w:p>
+        </w:tc>
+      </w:tr>
+      <w:tr>
+        <w:tc>
+          <w:p>
+            <w:r>
+              <w:t xml:space="preserve">On-call</w:t>
+            </w:r>
+          </w:p>
+        </w:tc>
+        <w:tc>
+          <w:p>
+            <w:r>
+              <w:t xml:space="preserve">Watch</w:t>
+            </w:r>
+          </w:p>
+        </w:tc>
+        <w:tc>
+          <w:p>
+            <w:r>
+              <w:t xml:space="preserve">SRE</w:t>
+            </w:r>
+          </w:p>
+        </w:tc>
+      </w:tr>
     </w:tbl>
     <w:p>
       <w:pPr>
@@ -101,6 +214,60 @@
       </w:pPr>
       <w:r>
         <w:t xml:space="preserve">Action items</w:t>
+      </w:r>
+    </w:p>
+    <w:p>
+      <w:pPr>
+        <w:pStyle w:val="ListParagraph"/>
+        <w:numPr>
+          <w:ilvl w:val="0"/>
+          <w:numId w:val="1"/>
+        </w:numPr>
+      </w:pPr>
+      <w:r>
+        <w:rPr>
+          <w:b/>
+        </w:rPr>
+        <w:t xml:space="preserve">Roll out cached builds</w:t>
+      </w:r>
+      <w:r>
+        <w:t xml:space="preserve"> — Extend the new pipeline to mobile repos.</w:t>
+      </w:r>
+    </w:p>
+    <w:p>
+      <w:pPr>
+        <w:pStyle w:val="ListParagraph"/>
+        <w:numPr>
+          <w:ilvl w:val="0"/>
+          <w:numId w:val="1"/>
+        </w:numPr>
+      </w:pPr>
+      <w:r>
+        <w:rPr>
+          <w:b/>
+        </w:rPr>
+        <w:t xml:space="preserve">Document runbooks</w:t>
+      </w:r>
+      <w:r>
+        <w:t xml:space="preserve"> — Capture the top five paging scenarios.</w:t>
+      </w:r>
+    </w:p>
+    <w:p>
+      <w:pPr>
+        <w:pStyle w:val="ListParagraph"/>
+        <w:numPr>
+          <w:ilvl w:val="0"/>
+          <w:numId w:val="1"/>
+        </w:numPr>
+      </w:pPr>
+      <w:r>
+        <w:rPr>
+          <w:b/>
+        </w:rPr>
+        <w:t xml:space="preserve">Audit alert thresholds</w:t>
+      </w:r>
+      <w:r>
+        <w:t xml:space="preserve"> — Reduce noise on the latency dashboard.</w:t>
       </w:r>
     </w:p>
     <w:p>
@@ -125,6 +292,43 @@
 </w:document>
 </file>
 
+<file path=word/numbering.xml><?xml version="1.0" encoding="utf-8"?>
+<numbering xmlns="http://schemas.openxmlformats.org/wordprocessingml/2006/main">
+  <abstractNum xmlns:p2="http://schemas.openxmlformats.org/wordprocessingml/2006/main" p2:abstractNumId="0">
+    <p2:lvl p2:ilvl="0">
+      <p2:start p2:val="1"/>
+      <p2:numFmt p2:val="decimal"/>
+      <p2:lvlText p2:val="%1."/>
+      <p2:lvlJc p2:val="left"/>
+      <p2:pPr>
+        <p2:ind p2:left="720" p2:hanging="360"/>
+      </p2:pPr>
+    </p2:lvl>
+    <p2:lvl p2:ilvl="1">
+      <p2:start p2:val="1"/>
+      <p2:numFmt p2:val="decimal"/>
+      <p2:lvlText p2:val="%2."/>
+      <p2:lvlJc p2:val="left"/>
+      <p2:pPr>
+        <p2:ind p2:left="1080" p2:hanging="360"/>
+      </p2:pPr>
+    </p2:lvl>
+    <p2:lvl p2:ilvl="2">
+      <p2:start p2:val="1"/>
+      <p2:numFmt p2:val="decimal"/>
+      <p2:lvlText p2:val="%3."/>
+      <p2:lvlJc p2:val="left"/>
+      <p2:pPr>
+        <p2:ind p2:left="1440" p2:hanging="360"/>
+      </p2:pPr>
+    </p2:lvl>
+  </abstractNum>
+  <num xmlns:p2="http://schemas.openxmlformats.org/wordprocessingml/2006/main" p2:numId="1">
+    <p2:abstractNumId p2:val="0"/>
+  </num>
+</numbering>
+</file>
+
 <file path=word/styles.xml><?xml version="1.0" encoding="utf-8"?>
 <w:styles xmlns:w="http://schemas.openxmlformats.org/wordprocessingml/2006/main">
   <w:style w:type="paragraph" w:styleId="Normal" w:default="true">

--- a/src/Parchment.Tests/UsageTests.Markdown.verified.docx
+++ b/src/Parchment.Tests/UsageTests.Markdown.verified.docx
@@ -223,6 +223,7 @@
           <w:ilvl w:val="0"/>
           <w:numId w:val="1"/>
         </w:numPr>
+        <w:contextualSpacing/>
       </w:pPr>
       <w:r>
         <w:rPr>
@@ -241,6 +242,7 @@
           <w:ilvl w:val="0"/>
           <w:numId w:val="1"/>
         </w:numPr>
+        <w:contextualSpacing/>
       </w:pPr>
       <w:r>
         <w:rPr>
@@ -259,6 +261,7 @@
           <w:ilvl w:val="0"/>
           <w:numId w:val="1"/>
         </w:numPr>
+        <w:contextualSpacing/>
       </w:pPr>
       <w:r>
         <w:rPr>

--- a/src/Parchment.Tests/UsageTests.Markdown.verified.docx
+++ b/src/Parchment.Tests/UsageTests.Markdown.verified.docx
@@ -304,7 +304,7 @@
       <p2:lvlText p2:val="%1."/>
       <p2:lvlJc p2:val="left"/>
       <p2:pPr>
-        <p2:ind p2:left="720" p2:hanging="360"/>
+        <p2:ind p2:left="480" p2:hanging="240"/>
       </p2:pPr>
     </p2:lvl>
     <p2:lvl p2:ilvl="1">
@@ -313,7 +313,7 @@
       <p2:lvlText p2:val="%2."/>
       <p2:lvlJc p2:val="left"/>
       <p2:pPr>
-        <p2:ind p2:left="1080" p2:hanging="360"/>
+        <p2:ind p2:left="960" p2:hanging="240"/>
       </p2:pPr>
     </p2:lvl>
     <p2:lvl p2:ilvl="2">
@@ -322,7 +322,7 @@
       <p2:lvlText p2:val="%3."/>
       <p2:lvlJc p2:val="left"/>
       <p2:pPr>
-        <p2:ind p2:left="1440" p2:hanging="360"/>
+        <p2:ind p2:left="1440" p2:hanging="240"/>
       </p2:pPr>
     </p2:lvl>
   </abstractNum>

--- a/src/Parchment.Tests/UsageTests.Markdown.verified.docx
+++ b/src/Parchment.Tests/UsageTests.Markdown.verified.docx
@@ -54,6 +54,7 @@
     </w:p>
     <w:tbl>
       <w:tblPr>
+        <w:tblW w:w="5000" w:type="pct"/>
         <w:tblBorders>
           <w:top w:val="single" w:sz="4"/>
           <w:bottom w:val="single" w:sz="4"/>

--- a/src/Parchment.Tests/UsageTests.Markdown.verified.docx
+++ b/src/Parchment.Tests/UsageTests.Markdown.verified.docx
@@ -55,7 +55,6 @@
     <w:tbl>
       <w:tblPr>
         <w:tblW w:w="5000" w:type="pct"/>
-        <w:tblLayout w:type="fixed"/>
         <w:tblBorders>
           <w:top w:val="single" w:sz="4"/>
           <w:bottom w:val="single" w:sz="4"/>
@@ -72,15 +71,12 @@
         </w:tblCellMar>
       </w:tblPr>
       <w:tblGrid>
-        <w:gridCol w:w="3000"/>
-        <w:gridCol w:w="3000"/>
-        <w:gridCol w:w="3000"/>
+        <w:gridCol/>
+        <w:gridCol/>
+        <w:gridCol/>
       </w:tblGrid>
       <w:tr>
         <w:tc>
-          <w:tcPr>
-            <w:tcW w:w="3000" w:type="dxa"/>
-          </w:tcPr>
           <w:p>
             <w:pPr>
               <w:jc w:val="center"/>
@@ -94,9 +90,6 @@
           </w:p>
         </w:tc>
         <w:tc>
-          <w:tcPr>
-            <w:tcW w:w="3000" w:type="dxa"/>
-          </w:tcPr>
           <w:p>
             <w:pPr>
               <w:jc w:val="center"/>
@@ -110,9 +103,6 @@
           </w:p>
         </w:tc>
         <w:tc>
-          <w:tcPr>
-            <w:tcW w:w="3000" w:type="dxa"/>
-          </w:tcPr>
           <w:p>
             <w:pPr>
               <w:jc w:val="center"/>
@@ -128,9 +118,6 @@
       </w:tr>
       <w:tr>
         <w:tc>
-          <w:tcPr>
-            <w:tcW w:w="3000" w:type="dxa"/>
-          </w:tcPr>
           <w:p>
             <w:r>
               <w:t xml:space="preserve">Build</w:t>
@@ -138,9 +125,6 @@
           </w:p>
         </w:tc>
         <w:tc>
-          <w:tcPr>
-            <w:tcW w:w="3000" w:type="dxa"/>
-          </w:tcPr>
           <w:p>
             <w:r>
               <w:t xml:space="preserve">Improved</w:t>
@@ -148,9 +132,6 @@
           </w:p>
         </w:tc>
         <w:tc>
-          <w:tcPr>
-            <w:tcW w:w="3000" w:type="dxa"/>
-          </w:tcPr>
           <w:p>
             <w:r>
               <w:t xml:space="preserve">DevEx</w:t>
@@ -160,9 +141,6 @@
       </w:tr>
       <w:tr>
         <w:tc>
-          <w:tcPr>
-            <w:tcW w:w="3000" w:type="dxa"/>
-          </w:tcPr>
           <w:p>
             <w:r>
               <w:t xml:space="preserve">Tests</w:t>
@@ -170,9 +148,6 @@
           </w:p>
         </w:tc>
         <w:tc>
-          <w:tcPr>
-            <w:tcW w:w="3000" w:type="dxa"/>
-          </w:tcPr>
           <w:p>
             <w:r>
               <w:t xml:space="preserve">Improved</w:t>
@@ -180,9 +155,6 @@
           </w:p>
         </w:tc>
         <w:tc>
-          <w:tcPr>
-            <w:tcW w:w="3000" w:type="dxa"/>
-          </w:tcPr>
           <w:p>
             <w:r>
               <w:t xml:space="preserve">QA</w:t>
@@ -192,9 +164,6 @@
       </w:tr>
       <w:tr>
         <w:tc>
-          <w:tcPr>
-            <w:tcW w:w="3000" w:type="dxa"/>
-          </w:tcPr>
           <w:p>
             <w:r>
               <w:t xml:space="preserve">Deploys</w:t>
@@ -202,9 +171,6 @@
           </w:p>
         </w:tc>
         <w:tc>
-          <w:tcPr>
-            <w:tcW w:w="3000" w:type="dxa"/>
-          </w:tcPr>
           <w:p>
             <w:r>
               <w:t xml:space="preserve">Stable</w:t>
@@ -212,9 +178,6 @@
           </w:p>
         </w:tc>
         <w:tc>
-          <w:tcPr>
-            <w:tcW w:w="3000" w:type="dxa"/>
-          </w:tcPr>
           <w:p>
             <w:r>
               <w:t xml:space="preserve">SRE</w:t>
@@ -224,9 +187,6 @@
       </w:tr>
       <w:tr>
         <w:tc>
-          <w:tcPr>
-            <w:tcW w:w="3000" w:type="dxa"/>
-          </w:tcPr>
           <w:p>
             <w:r>
               <w:t xml:space="preserve">On-call</w:t>
@@ -234,9 +194,6 @@
           </w:p>
         </w:tc>
         <w:tc>
-          <w:tcPr>
-            <w:tcW w:w="3000" w:type="dxa"/>
-          </w:tcPr>
           <w:p>
             <w:r>
               <w:t xml:space="preserve">Watch</w:t>
@@ -244,9 +201,6 @@
           </w:p>
         </w:tc>
         <w:tc>
-          <w:tcPr>
-            <w:tcW w:w="3000" w:type="dxa"/>
-          </w:tcPr>
           <w:p>
             <w:r>
               <w:t xml:space="preserve">SRE</w:t>
